--- a/courts/sixth-circuit/michigan/state/court-of-appeals/reply-brief/usage/OUTPUT-reply-brief.docx
+++ b/courts/sixth-circuit/michigan/state/court-of-appeals/reply-brief/usage/OUTPUT-reply-brief.docx
@@ -7048,6 +7048,7 @@
     <w:unhideWhenUsed/>
     <w:qFormat/>
     <w:pPr>
+      <w:keepLines/>
       <w:spacing w:before="0" w:after="140" w:line="276" w:lineRule="exact"/>
     </w:pPr>
     <w:rPr>

--- a/courts/sixth-circuit/michigan/state/court-of-appeals/reply-brief/usage/OUTPUT-reply-brief.docx
+++ b/courts/sixth-circuit/michigan/state/court-of-appeals/reply-brief/usage/OUTPUT-reply-brief.docx
@@ -3633,7 +3633,7 @@
         <w:noBreakHyphen/>
       </w:r>
       <w:r>
-        <w:t xml:space="preserve">568; 719 NW 2d 73 (2006) , the Court held:</w:t>
+        <w:t xml:space="preserve">568; 719 NW 2d 73 (2006) ⁠, the Court held:</w:t>
       </w:r>
     </w:p>
     <w:p>
@@ -4405,7 +4405,7 @@
         <w:pStyle w:val="BodyText"/>
       </w:pPr>
       <w:r>
-        <w:t xml:space="preserve">Appellee-Defendant DPS’s obfuscation is at the heart of its argument that Mr. Monts’ FOIA request was inadequate under applicable Michigan FOIA law. Once it is acknowledged that Mr. Monts cited as a basis for his FOIA request “records retained in DPS Form 4549. . . and all other locations” it cannot seriously be maintained that Mr. Monts’ request did not “describe a public record sufficiently to enable the public body to find the public record.”</w:t>
+        <w:t xml:space="preserve">Appellee-Defendant DPS’s obfuscation is at the heart of its argument that Mr. Monts’ FOIA request was inadequate under applicable Michigan FOIA law. Once it is acknowledged that Mr. Monts cited as a basis for his FOIA request “records retained in DPS Form 4549. ⁠. ⁠. and all other locations” it cannot seriously be maintained that Mr. Monts’ request did not “describe a public record sufficiently to enable the public body to find the public record.”</w:t>
       </w:r>
       <w:r>
         <w:t xml:space="preserve"> </w:t>
@@ -4620,7 +4620,7 @@
         <w:noBreakHyphen/>
       </w:r>
       <w:r>
-        <w:t xml:space="preserve">20) that Mr. Monts’ request was “too unclear” and “wouldn’t it have been easier to just to say: Please produce … all DPS forms 4549” (MH 13) misconstrued the record. Further, the court’s findings represent an impermissible shifting of the burden of proof and an improper application of the FOIA statute and relevant case law since there is no requirement that a request for public records be in the most precise form possible. Even more fundamentally, the trial court’s position does not make sense. Why is it clearer to ask for records retained in “Form 4549 and. . . all other locations” than to ask for records retained in Form 4549 alone? The plain fact is that DPS collects records of police involvement in student discipline matters in Forms 4549 and 63. Even with all of the information and tools available to a full time DPS attorney, it is not obvious how Mr. Monts, a non-attorney, could have more clearly directed DPS to the information he was seeking.</w:t>
+        <w:t xml:space="preserve">20) that Mr. Monts’ request was “too unclear” and “wouldn’t it have been easier to just to say: Please produce … all DPS forms 4549” (MH 13) misconstrued the record. Further, the court’s findings represent an impermissible shifting of the burden of proof and an improper application of the FOIA statute and relevant case law since there is no requirement that a request for public records be in the most precise form possible. Even more fundamentally, the trial court’s position does not make sense. Why is it clearer to ask for records retained in “Form 4549 and. ⁠. ⁠. all other locations” than to ask for records retained in Form 4549 alone? The plain fact is that DPS collects records of police involvement in student discipline matters in Forms 4549 and 63. Even with all of the information and tools available to a full time DPS attorney, it is not obvious how Mr. Monts, a non-attorney, could have more clearly directed DPS to the information he was seeking.</w:t>
       </w:r>
     </w:p>
     <w:p>
@@ -5205,7 +5205,7 @@
         <w:pStyle w:val="XdQuoteFirst"/>
       </w:pPr>
       <w:r>
-        <w:t xml:space="preserve">Although plaintiff’s literal request was for “a list,” the actual information sought by plaintiff was made clear by its description. The FOIA does not require a precise description of the actual records sought; rather, the statute’s focus is on public access to information. In Herald Co, supra at 121, 614 NW 2d 873, our Supreme Court opined that the Legislature did not impose detailed or technical requirements as a precondition for granting the public access to information. Instead, the Legislature simply required that any request be sufficiently descriptive to allow the public body to find public records containing the information sought. . . [W]e note that it would be odd indeed to ask a party who has no access to public records to attempt specifically to describe them.</w:t>
+        <w:t xml:space="preserve">Although plaintiff’s literal request was for “a list,” the actual information sought by plaintiff was made clear by its description. The FOIA does not require a precise description of the actual records sought; rather, the statute’s focus is on public access to information. In Herald Co, supra at 121, 614 NW 2d 873, our Supreme Court opined that the Legislature did not impose detailed or technical requirements as a precondition for granting the public access to information. Instead, the Legislature simply required that any request be sufficiently descriptive to allow the public body to find public records containing the information sought. ⁠. ⁠. [W]e note that it would be odd indeed to ask a party who has no access to public records to attempt specifically to describe them.</w:t>
       </w:r>
     </w:p>
     <w:p>
@@ -7299,6 +7299,33 @@
     <w:pPr>
       <w:spacing w:before="0" w:after="0" w:line="276" w:lineRule="exact"/>
       <w:ind w:left="2160" w:hanging="720"/>
+    </w:pPr>
+  </w:style>
+  <w:style w:type="paragraph" w:customStyle="1" w:styleId="XdQuoteList1">
+    <w:name w:val="Xd Quote List 1"/>
+    <w:basedOn w:val="Normal"/>
+    <w:qFormat/>
+    <w:pPr>
+      <w:spacing w:before="0" w:after="0" w:line="276" w:lineRule="exact"/>
+      <w:ind w:left="1440" w:right="720" w:hanging="720"/>
+    </w:pPr>
+  </w:style>
+  <w:style w:type="paragraph" w:customStyle="1" w:styleId="XdQuoteList2">
+    <w:name w:val="Xd Quote List 2"/>
+    <w:basedOn w:val="Normal"/>
+    <w:qFormat/>
+    <w:pPr>
+      <w:spacing w:before="0" w:after="0" w:line="276" w:lineRule="exact"/>
+      <w:ind w:left="2160" w:right="720" w:hanging="720"/>
+    </w:pPr>
+  </w:style>
+  <w:style w:type="paragraph" w:customStyle="1" w:styleId="XdQuoteList3">
+    <w:name w:val="Xd Quote List 3"/>
+    <w:basedOn w:val="Normal"/>
+    <w:qFormat/>
+    <w:pPr>
+      <w:spacing w:before="0" w:after="0" w:line="276" w:lineRule="exact"/>
+      <w:ind w:left="2880" w:right="720" w:hanging="720"/>
     </w:pPr>
   </w:style>
   <w:style w:type="paragraph" w:customStyle="1" w:styleId="XdQuoteFirst">

--- a/courts/sixth-circuit/michigan/state/court-of-appeals/reply-brief/usage/OUTPUT-reply-brief.docx
+++ b/courts/sixth-circuit/michigan/state/court-of-appeals/reply-brief/usage/OUTPUT-reply-brief.docx
@@ -292,9 +292,7 @@
               <w:t xml:space="preserve"> </w:t>
             </w:r>
             <w:r>
-              <w:t xml:space="preserve">13</w:t>
-              <w:noBreakHyphen/>
-              <w:t xml:space="preserve">011037</w:t>
+              <w:t xml:space="preserve">13-⁠011037</w:t>
             </w:r>
           </w:p>
         </w:tc>
@@ -514,9 +512,7 @@
               <w:t xml:space="preserve"> </w:t>
             </w:r>
             <w:r>
-              <w:t xml:space="preserve">111</w:t>
-              <w:noBreakHyphen/>
-              <w:t xml:space="preserve">525</w:t>
+              <w:t xml:space="preserve">111-⁠525</w:t>
             </w:r>
           </w:p>
           <w:p>
@@ -554,9 +550,7 @@
               <w:t xml:space="preserve"> </w:t>
             </w:r>
             <w:r>
-              <w:t xml:space="preserve">638</w:t>
-              <w:noBreakHyphen/>
-              <w:t xml:space="preserve">8098</w:t>
+              <w:t xml:space="preserve">638-⁠8098</w:t>
             </w:r>
           </w:p>
         </w:tc>
@@ -782,9 +776,7 @@
               <w:t xml:space="preserve"> </w:t>
             </w:r>
             <w:r>
-              <w:t xml:space="preserve">578</w:t>
-              <w:noBreakHyphen/>
-              <w:t xml:space="preserve">6800,</w:t>
+              <w:t xml:space="preserve">578-⁠6800,</w:t>
             </w:r>
             <w:r>
               <w:t xml:space="preserve"> </w:t>
@@ -1062,9 +1054,7 @@
               <w:t xml:space="preserve"> </w:t>
             </w:r>
             <w:r>
-              <w:t xml:space="preserve">873</w:t>
-              <w:noBreakHyphen/>
-              <w:t xml:space="preserve">4528</w:t>
+              <w:t xml:space="preserve">873-⁠4528</w:t>
             </w:r>
           </w:p>
           <w:p>
@@ -3567,13 +3557,7 @@
         <w:pStyle w:val="BodyText"/>
       </w:pPr>
       <w:r>
-        <w:t xml:space="preserve">Appellee-Defendant Detroit Public School District’s (hereafter “DPS”) brief (pp iii, 2</w:t>
-      </w:r>
-      <w:r>
-        <w:noBreakHyphen/>
-      </w:r>
-      <w:r>
-        <w:t xml:space="preserve">3) misstates or, at best, provides an incomplete recitation of the standard of review—leaving out any mention of the de novo standard for rulings on motions for summary disposition.</w:t>
+        <w:t xml:space="preserve">Appellee-Defendant Detroit Public School District’s (hereafter “DPS”) brief (pp iii, 2-⁠3) misstates or, at best, provides an incomplete recitation of the standard of review—leaving out any mention of the de novo standard for rulings on motions for summary disposition.</w:t>
       </w:r>
     </w:p>
     <w:p>
@@ -3627,13 +3611,7 @@
         <w:t xml:space="preserve">v City of Novi</w:t>
       </w:r>
       <w:r>
-        <w:t xml:space="preserve">, 475 Mich 558, 567</w:t>
-      </w:r>
-      <w:r>
-        <w:noBreakHyphen/>
-      </w:r>
-      <w:r>
-        <w:t xml:space="preserve">568; 719 NW 2d 73 (2006) ⁠, the Court held:</w:t>
+        <w:t xml:space="preserve">, 475 Mich 558, 567-⁠568; 719 NW 2d 73 (2006) ⁠, the Court held:</w:t>
       </w:r>
     </w:p>
     <w:p>
@@ -4437,13 +4415,7 @@
         <w:pStyle w:val="BodyText"/>
       </w:pPr>
       <w:r>
-        <w:t xml:space="preserve">As DPS acknowledges (Appellee’s Br, p 7), “Form 4549 (Disciplinary Action) is part of a package that school administrators send to the Office of Student Conduct in advance of a disciplinary hearing.” Form 4549 references whether Form 63 (Undesirable Incident Report) was filed in the particular student discipline matter. The attached highlighted forms 4549 and 63 show that there is information addressing every single point in numbered paragraphs 2</w:t>
-      </w:r>
-      <w:r>
-        <w:noBreakHyphen/>
-      </w:r>
-      <w:r>
-        <w:t xml:space="preserve">3 of Mr. Monts’ original FOIA request—DPS or Detroit Police, school, grade, incident date, race or ethnicity of the student, and incident type (Reply Br Appendix).</w:t>
+        <w:t xml:space="preserve">As DPS acknowledges (Appellee’s Br, p 7), “Form 4549 (Disciplinary Action) is part of a package that school administrators send to the Office of Student Conduct in advance of a disciplinary hearing.” Form 4549 references whether Form 63 (Undesirable Incident Report) was filed in the particular student discipline matter. The attached highlighted forms 4549 and 63 show that there is information addressing every single point in numbered paragraphs 2-⁠3 of Mr. Monts’ original FOIA request—DPS or Detroit Police, school, grade, incident date, race or ethnicity of the student, and incident type (Reply Br Appendix).</w:t>
       </w:r>
     </w:p>
     <w:p>
@@ -4478,13 +4450,7 @@
         <w:t xml:space="preserve">v City of Novi</w:t>
       </w:r>
       <w:r>
-        <w:t xml:space="preserve">, 475 Mich 571</w:t>
-      </w:r>
-      <w:r>
-        <w:noBreakHyphen/>
-      </w:r>
-      <w:r>
-        <w:t xml:space="preserve">573 (2006), it is in accord with the goals and intent of the Legislature in enacting the FOIA statute not to require an exacting standard for a FOIA request:</w:t>
+        <w:t xml:space="preserve">, 475 Mich 571-⁠573 (2006), it is in accord with the goals and intent of the Legislature in enacting the FOIA statute not to require an exacting standard for a FOIA request:</w:t>
       </w:r>
     </w:p>
     <w:p>
@@ -4594,13 +4560,7 @@
         <w:t xml:space="preserve">Herald Co v City of Bay City</w:t>
       </w:r>
       <w:r>
-        <w:t xml:space="preserve">, 463 Mich 111, 120</w:t>
-      </w:r>
-      <w:r>
-        <w:noBreakHyphen/>
-      </w:r>
-      <w:r>
-        <w:t xml:space="preserve">122 (2000).</w:t>
+        <w:t xml:space="preserve">, 463 Mich 111, 120-⁠122 (2000).</w:t>
       </w:r>
     </w:p>
     <w:p>
@@ -4608,19 +4568,7 @@
         <w:pStyle w:val="BodyText"/>
       </w:pPr>
       <w:r>
-        <w:t xml:space="preserve">The trial court’s suggestions (MH 13</w:t>
-      </w:r>
-      <w:r>
-        <w:noBreakHyphen/>
-      </w:r>
-      <w:r>
-        <w:t xml:space="preserve">14, 18</w:t>
-      </w:r>
-      <w:r>
-        <w:noBreakHyphen/>
-      </w:r>
-      <w:r>
-        <w:t xml:space="preserve">20) that Mr. Monts’ request was “too unclear” and “wouldn’t it have been easier to just to say: Please produce … all DPS forms 4549” (MH 13) misconstrued the record. Further, the court’s findings represent an impermissible shifting of the burden of proof and an improper application of the FOIA statute and relevant case law since there is no requirement that a request for public records be in the most precise form possible. Even more fundamentally, the trial court’s position does not make sense. Why is it clearer to ask for records retained in “Form 4549 and. ⁠. ⁠. all other locations” than to ask for records retained in Form 4549 alone? The plain fact is that DPS collects records of police involvement in student discipline matters in Forms 4549 and 63. Even with all of the information and tools available to a full time DPS attorney, it is not obvious how Mr. Monts, a non-attorney, could have more clearly directed DPS to the information he was seeking.</w:t>
+        <w:t xml:space="preserve">The trial court’s suggestions (MH 13-⁠14, 18-⁠20) that Mr. Monts’ request was “too unclear” and “wouldn’t it have been easier to just to say: Please produce … all DPS forms 4549” (MH 13) misconstrued the record. Further, the court’s findings represent an impermissible shifting of the burden of proof and an improper application of the FOIA statute and relevant case law since there is no requirement that a request for public records be in the most precise form possible. Even more fundamentally, the trial court’s position does not make sense. Why is it clearer to ask for records retained in “Form 4549 and. ⁠. ⁠. all other locations” than to ask for records retained in Form 4549 alone? The plain fact is that DPS collects records of police involvement in student discipline matters in Forms 4549 and 63. Even with all of the information and tools available to a full time DPS attorney, it is not obvious how Mr. Monts, a non-attorney, could have more clearly directed DPS to the information he was seeking.</w:t>
       </w:r>
     </w:p>
     <w:p>
@@ -5170,13 +5118,7 @@
         <w:pStyle w:val="BodyText"/>
       </w:pPr>
       <w:r>
-        <w:t xml:space="preserve">Much of the DPS brief is taken up in arguments that Mr. Monts’ FOIA request did not precisely describe documents, data bases or procedures (Br 4</w:t>
-      </w:r>
-      <w:r>
-        <w:noBreakHyphen/>
-      </w:r>
-      <w:r>
-        <w:t xml:space="preserve">7). All of those arguments are irrelevant given that Mr. Monts did sufficiently describe the records retained in Form 4549 and other locations.</w:t>
+        <w:t xml:space="preserve">Much of the DPS brief is taken up in arguments that Mr. Monts’ FOIA request did not precisely describe documents, data bases or procedures (Br 4-⁠7). All of those arguments are irrelevant given that Mr. Monts did sufficiently describe the records retained in Form 4549 and other locations.</w:t>
       </w:r>
     </w:p>
     <w:p>
@@ -5539,9 +5481,7 @@
               <w:t xml:space="preserve"> </w:t>
             </w:r>
             <w:r>
-              <w:t xml:space="preserve">111</w:t>
-              <w:noBreakHyphen/>
-              <w:t xml:space="preserve">525</w:t>
+              <w:t xml:space="preserve">111-⁠525</w:t>
             </w:r>
           </w:p>
           <w:p>
@@ -5563,9 +5503,7 @@
               <w:t xml:space="preserve"> </w:t>
             </w:r>
             <w:r>
-              <w:t xml:space="preserve">48207</w:t>
-              <w:noBreakHyphen/>
-              <w:t xml:space="preserve">2905</w:t>
+              <w:t xml:space="preserve">48207-⁠2905</w:t>
             </w:r>
           </w:p>
           <w:p>
@@ -5581,9 +5519,7 @@
               <w:t xml:space="preserve"> </w:t>
             </w:r>
             <w:r>
-              <w:t xml:space="preserve">638</w:t>
-              <w:noBreakHyphen/>
-              <w:t xml:space="preserve">8098</w:t>
+              <w:t xml:space="preserve">638-⁠8098</w:t>
             </w:r>
           </w:p>
           <w:p>

--- a/courts/sixth-circuit/michigan/state/court-of-appeals/reply-brief/usage/OUTPUT-reply-brief.docx
+++ b/courts/sixth-circuit/michigan/state/court-of-appeals/reply-brief/usage/OUTPUT-reply-brief.docx
@@ -6985,7 +6985,7 @@
     <w:qFormat/>
     <w:pPr>
       <w:keepLines/>
-      <w:spacing w:before="0" w:after="140" w:line="276" w:lineRule="exact"/>
+      <w:spacing w:before="46" w:after="140" w:line="276" w:lineRule="exact"/>
     </w:pPr>
     <w:rPr>
       <w:sz w:val="24"/>
